--- a/milestone7_shareables/Milestone 7 Priced Scenarios and Avoided Cost.docx
+++ b/milestone7_shareables/Milestone 7 Priced Scenarios and Avoided Cost.docx
@@ -23,7 +23,7 @@
         <w:rPr>
           <w:sz w:val="18"/>
         </w:rPr>
-        <w:t>Prepared by: KSU mHealth Research Lab   |   Date: 2026-10-02</w:t>
+        <w:t>Prepared by: KSU mHealth Research Lab   |   Date: 2026-10-10</w:t>
       </w:r>
     </w:p>
     <w:p>
